--- a/Soc2Type2-chatgpt/Review_Output_2026-10-12_Final/01_Reviewed_Policies/30 - Breach Response and Notification Procedure.docx
+++ b/Soc2Type2-chatgpt/Review_Output_2026-10-12_Final/01_Reviewed_Policies/30 - Breach Response and Notification Procedure.docx
@@ -728,6 +728,153 @@
               <w:rPr>
                 <w:rtl w:val="0"/>
               </w:rPr>
+            </w:r>
+          </w:p>
+        </w:tc>
+      </w:tr>
+    </w:tbl>
+    <w:tbl>
+      <w:tblPr>
+        <w:tblW w:type="auto" w:w="0"/>
+        <w:tblLook w:firstColumn="1" w:firstRow="1" w:lastColumn="0" w:lastRow="0" w:noHBand="0" w:noVBand="1" w:val="04A0"/>
+      </w:tblPr>
+      <w:tblGrid>
+        <w:gridCol w:w="4961"/>
+        <w:gridCol w:w="4961"/>
+      </w:tblGrid>
+      <w:tr>
+        <w:tc>
+          <w:tcPr>
+            <w:tcW w:type="dxa" w:w="4961"/>
+          </w:tcPr>
+          <w:p>
+            <w:r>
+              <w:rPr>
+                <w:sz w:val="18"/>
+              </w:rPr>
+              <w:t>Policy Document ID</w:t>
+            </w:r>
+          </w:p>
+        </w:tc>
+        <w:tc>
+          <w:tcPr>
+            <w:tcW w:type="dxa" w:w="4961"/>
+          </w:tcPr>
+          <w:p>
+            <w:r>
+              <w:rPr>
+                <w:sz w:val="18"/>
+              </w:rPr>
+              <w:t>ZED-POL-30</w:t>
+            </w:r>
+          </w:p>
+        </w:tc>
+      </w:tr>
+      <w:tr>
+        <w:tc>
+          <w:tcPr>
+            <w:tcW w:type="dxa" w:w="4961"/>
+          </w:tcPr>
+          <w:p>
+            <w:r>
+              <w:rPr>
+                <w:sz w:val="18"/>
+              </w:rPr>
+              <w:t>Document Version</w:t>
+            </w:r>
+          </w:p>
+        </w:tc>
+        <w:tc>
+          <w:tcPr>
+            <w:tcW w:type="dxa" w:w="4961"/>
+          </w:tcPr>
+          <w:p>
+            <w:r>
+              <w:rPr>
+                <w:sz w:val="18"/>
+              </w:rPr>
+              <w:t>v2.0 (Renewal 2025–2026)</w:t>
+            </w:r>
+          </w:p>
+        </w:tc>
+      </w:tr>
+      <w:tr>
+        <w:tc>
+          <w:tcPr>
+            <w:tcW w:type="dxa" w:w="4961"/>
+          </w:tcPr>
+          <w:p>
+            <w:r>
+              <w:rPr>
+                <w:sz w:val="18"/>
+              </w:rPr>
+              <w:t>Last Review Date</w:t>
+            </w:r>
+          </w:p>
+        </w:tc>
+        <w:tc>
+          <w:tcPr>
+            <w:tcW w:type="dxa" w:w="4961"/>
+          </w:tcPr>
+          <w:p>
+            <w:r>
+              <w:t>October 1, 2025</w:t>
+            </w:r>
+          </w:p>
+        </w:tc>
+      </w:tr>
+      <w:tr>
+        <w:tc>
+          <w:tcPr>
+            <w:tcW w:type="dxa" w:w="4961"/>
+          </w:tcPr>
+          <w:p>
+            <w:r>
+              <w:rPr>
+                <w:sz w:val="18"/>
+              </w:rPr>
+              <w:t>Approval Authority / Status</w:t>
+            </w:r>
+          </w:p>
+        </w:tc>
+        <w:tc>
+          <w:tcPr>
+            <w:tcW w:type="dxa" w:w="4961"/>
+          </w:tcPr>
+          <w:p>
+            <w:r>
+              <w:rPr>
+                <w:sz w:val="18"/>
+              </w:rPr>
+              <w:t>Chief Information Security Officer (CISO) &amp; Management; authorized approval to be recorded</w:t>
+            </w:r>
+          </w:p>
+        </w:tc>
+      </w:tr>
+      <w:tr>
+        <w:tc>
+          <w:tcPr>
+            <w:tcW w:type="dxa" w:w="4961"/>
+          </w:tcPr>
+          <w:p>
+            <w:r>
+              <w:rPr>
+                <w:sz w:val="18"/>
+              </w:rPr>
+              <w:t>Classification</w:t>
+            </w:r>
+          </w:p>
+        </w:tc>
+        <w:tc>
+          <w:tcPr>
+            <w:tcW w:type="dxa" w:w="4961"/>
+          </w:tcPr>
+          <w:p>
+            <w:r>
+              <w:rPr>
+                <w:sz w:val="18"/>
+              </w:rPr>
+              <w:t>Confidential – Internal &amp; Authorized Auditor Access Only</w:t>
             </w:r>
           </w:p>
         </w:tc>
